--- a/reproducible_OntoKG/expert_study/facilitator_protocol.docx
+++ b/reproducible_OntoKG/expert_study/facilitator_protocol.docx
@@ -238,16 +238,19 @@
         <w:t xml:space="preserve"> </w:t>
       </w:r>
       <w:r>
+        <w:t xml:space="preserve">the Google Form for collection (exported as</w:t>
+      </w:r>
+      <w:r>
+        <w:t xml:space="preserve"> </w:t>
+      </w:r>
+      <w:r>
         <w:rPr>
           <w:rStyle w:val="VerbatimChar"/>
         </w:rPr>
-        <w:t xml:space="preserve">response_form.xlsx</w:t>
-      </w:r>
-      <w:r>
-        <w:t xml:space="preserve"> </w:t>
-      </w:r>
-      <w:r>
-        <w:t xml:space="preserve">(data entry),</w:t>
+        <w:t xml:space="preserve">Form responses (17).xlsx</w:t>
+      </w:r>
+      <w:r>
+        <w:t xml:space="preserve">),</w:t>
       </w:r>
       <w:r>
         <w:t xml:space="preserve"> </w:t>
@@ -407,7 +410,7 @@
         <w:pStyle w:val="Compact"/>
       </w:pPr>
       <w:r>
-        <w:t xml:space="preserve">Transfer their ratings into</w:t>
+        <w:t xml:space="preserve">Responses are collected through the Google Form and exported as</w:t>
       </w:r>
       <w:r>
         <w:t xml:space="preserve"> </w:t>
@@ -416,19 +419,13 @@
         <w:rPr>
           <w:rStyle w:val="VerbatimChar"/>
         </w:rPr>
-        <w:t xml:space="preserve">response_form.xlsx</w:t>
-      </w:r>
-      <w:r>
-        <w:t xml:space="preserve"> </w:t>
-      </w:r>
-      <w:r>
-        <w:t xml:space="preserve">(one row per item; 15 participants × 8 items are</w:t>
-      </w:r>
-      <w:r>
-        <w:t xml:space="preserve"> </w:t>
-      </w:r>
-      <w:r>
-        <w:t xml:space="preserve">pre-filled — add rows for more).</w:t>
+        <w:t xml:space="preserve">Form responses (17).xlsx</w:t>
+      </w:r>
+      <w:r>
+        <w:t xml:space="preserve"> </w:t>
+      </w:r>
+      <w:r>
+        <w:t xml:space="preserve">(one row per participant); the completed study collected 17 participants.</w:t>
       </w:r>
     </w:p>
     <w:p>
@@ -558,43 +555,7 @@
         <w:t xml:space="preserve">results.md</w:t>
       </w:r>
       <w:r>
-        <w:t xml:space="preserve"> </w:t>
-      </w:r>
-      <w:r>
-        <w:t xml:space="preserve">including a ready-to-paste §7.6 paragraph. Send</w:t>
-      </w:r>
-      <w:r>
-        <w:t xml:space="preserve"> </w:t>
-      </w:r>
-      <w:r>
-        <w:t xml:space="preserve">me</w:t>
-      </w:r>
-      <w:r>
-        <w:t xml:space="preserve"> </w:t>
-      </w:r>
-      <w:r>
-        <w:rPr>
-          <w:rStyle w:val="VerbatimChar"/>
-        </w:rPr>
-        <w:t xml:space="preserve">results.md</w:t>
-      </w:r>
-      <w:r>
-        <w:t xml:space="preserve"> </w:t>
-      </w:r>
-      <w:r>
-        <w:t xml:space="preserve">(or the filled</w:t>
-      </w:r>
-      <w:r>
-        <w:t xml:space="preserve"> </w:t>
-      </w:r>
-      <w:r>
-        <w:rPr>
-          <w:rStyle w:val="VerbatimChar"/>
-        </w:rPr>
-        <w:t xml:space="preserve">response_form.xlsx</w:t>
-      </w:r>
-      <w:r>
-        <w:t xml:space="preserve">) and I will finalise §7.6 in the manuscript.</w:t>
+        <w:t xml:space="preserve">, which reports the Section 7.6 statistics (participant-level, n = 17).</w:t>
       </w:r>
     </w:p>
     <w:p>
